--- a/Paper1_Progress_Report_NonTechnical.docx
+++ b/Paper1_Progress_Report_NonTechnical.docx
@@ -5587,6 +5587,86 @@
           <w:sz w:val="18"/>
         </w:rPr>
         <w:t xml:space="preserve">AFTER the smoothness rule (site JAX_113; same layout as the before figure). Top row: canopy top, recovered ground, airborne bare-earth truth. Bottom row: baseline error, recovered-ground error, forest height. The recovered ground now descends toward the true terrain, including away from laser points.</w:t>
+      </w:r>
+    </w:p>
+    <w:p>
+      <w:pPr>
+        <w:pStyle w:val="Heading1"/>
+      </w:pPr>
+      <w:r>
+        <w:t xml:space="preserve">14. Project update: a new and more promising direction (June 2026)</w:t>
+      </w:r>
+    </w:p>
+    <w:p>
+      <w:pPr>
+        <w:spacing w:after="140" w:line="276"/>
+      </w:pPr>
+      <w:r>
+        <w:t xml:space="preserve">The under-canopy ground idea described in the earlier sections was tested thoroughly and then set aside. A simple comparison method matched it on flat land, and on steep forest the space laser itself is too unreliable to help. Setting it aside was the correct result of careful testing, and it freed us to apply the same tools and skills to a stronger, more broadly useful idea. This section explains where the project is going now.</w:t>
+      </w:r>
+    </w:p>
+    <w:p>
+      <w:pPr>
+        <w:pStyle w:val="Heading2"/>
+      </w:pPr>
+      <w:r>
+        <w:t xml:space="preserve">14.1 The new idea, in plain terms: knowing how much to trust the 3D model</w:t>
+      </w:r>
+    </w:p>
+    <w:p>
+      <w:pPr>
+        <w:spacing w:after="140" w:line="276"/>
+      </w:pPr>
+      <w:r>
+        <w:t xml:space="preserve">The fast picture-based method builds a three-dimensional surface map of the ground and buildings from ordinary satellite images. What it does not currently provide is any sense of how reliable each part of that map is. For the people who would actually use these maps, a height value is far more useful when it comes with an honest plus-or-minus, a confidence. None of the current satellite three-dimensional methods provide this. Our idea is to produce a calibrated confidence for every point of the map, checked against airborne laser truth so that the stated confidence matches the real error. Calibrated simply means that when the model says plus or minus two meters, the error really is about two meters.</w:t>
+      </w:r>
+    </w:p>
+    <w:p>
+      <w:pPr>
+        <w:pStyle w:val="Heading2"/>
+      </w:pPr>
+      <w:r>
+        <w:t xml:space="preserve">14.2 Why this looks promising</w:t>
+      </w:r>
+    </w:p>
+    <w:p>
+      <w:pPr>
+        <w:spacing w:after="140" w:line="276"/>
+      </w:pPr>
+      <w:r>
+        <w:t xml:space="preserve">First, an early test on real data shows that the model already contains a usable confidence signal: where its separate views disagree most about a location’s height, the map is most often wrong, and the two track together with a clear, measurable relationship. Second, we can check the confidence against independent airborne laser maps, so there is no measurement-truth problem like the one that ended the previous idea. Third, there is a useful payoff. Once we know where the model is least certain, we can choose which satellite images to acquire or use in order to improve the map the most. Tasking new satellite images is expensive, so guiding that choice has real practical and cost value.</w:t>
+      </w:r>
+    </w:p>
+    <w:p>
+      <w:pPr>
+        <w:pStyle w:val="Heading2"/>
+      </w:pPr>
+      <w:r>
+        <w:t xml:space="preserve">14.3 What we are doing now</w:t>
+      </w:r>
+    </w:p>
+    <w:p>
+      <w:pPr>
+        <w:spacing w:after="140" w:line="276"/>
+      </w:pPr>
+      <w:r>
+        <w:t xml:space="preserve">We are confirming that the confidence signal holds across several different sites rather than just one, building the calibrated confidence estimate and measuring how closely it matches the true error, and then demonstrating the image-selection payoff by showing that choosing images guided by confidence reaches a good map with fewer images than choosing at random.</w:t>
+      </w:r>
+    </w:p>
+    <w:p>
+      <w:pPr>
+        <w:pStyle w:val="Heading2"/>
+      </w:pPr>
+      <w:r>
+        <w:t xml:space="preserve">14.4 The lesson we are carrying forward</w:t>
+      </w:r>
+    </w:p>
+    <w:p>
+      <w:pPr>
+        <w:spacing w:after="140" w:line="276"/>
+      </w:pPr>
+      <w:r>
+        <w:t xml:space="preserve">The earlier idea was set aside only after a short, inexpensive test showed that a simple method already matched it. We now run that kind of cheap, decisive test before building anything, so that effort goes only into ideas that survive it. The new direction has already passed its first such test, which is why we are confident it is worth pursuing.</w:t>
       </w:r>
     </w:p>
     <w:sectPr>
